--- a/docs/02_requirements.docx
+++ b/docs/02_requirements.docx
@@ -701,7 +701,8 @@
           <w:lang w:eastAsia="ru-RU"/>
           <w14:ligatures w14:val="none"/>
         </w:rPr>
-        <w:t>Клиент должен иметь возможность отменять запись на тренировку.</w:t>
+        <w:lastRenderedPageBreak/>
+        <w:t>Клиент должен иметь возможность самостоятельно отменить бронирование тренировки не позднее чем за 2 часа до её начала. При успешной отмене система должна освободить место в расписании и отобразить подтверждение отмены.</w:t>
       </w:r>
     </w:p>
     <w:p>
@@ -730,7 +731,6 @@
           <w:lang w:eastAsia="ru-RU"/>
           <w14:ligatures w14:val="none"/>
         </w:rPr>
-        <w:lastRenderedPageBreak/>
         <w:t>Клиент должен иметь возможность просматривать информацию о своем абонементе.</w:t>
       </w:r>
     </w:p>
@@ -1108,6 +1108,7 @@
           <w:lang w:eastAsia="ru-RU"/>
           <w14:ligatures w14:val="none"/>
         </w:rPr>
+        <w:lastRenderedPageBreak/>
         <w:t>Руководитель клуба должен иметь возможность просматривать отчеты по продажам абонементов.</w:t>
       </w:r>
     </w:p>

--- a/docs/02_requirements.docx
+++ b/docs/02_requirements.docx
@@ -1021,7 +1021,7 @@
           <w:lang w:eastAsia="ru-RU"/>
           <w14:ligatures w14:val="none"/>
         </w:rPr>
-        <w:t>Система должна отправлять клиенту уведомление об успешной записи на тренировку.</w:t>
+        <w:t>После успешной записи на тренировку система должна отображать уведомление в личном кабинете клиента не позднее чем через 1 минуту.</w:t>
       </w:r>
     </w:p>
     <w:p>
